--- a/Urban Informatics - final formatted.docx
+++ b/Urban Informatics - final formatted.docx
@@ -35375,11 +35375,12 @@
     <w:pPr>
       <w:pStyle w:val="HeaderFooter"/>
       <w:rPr>
-        <w:rFonts w:ascii="Times New Roman" w:eastAsia="Times New Roman" w:hAnsi="Times New Roman" w:cs="Times New Roman"/>
+        <w:rFonts w:ascii="Times New Roman" w:hAnsi="Times New Roman"/>
         <w:color w:val="444444"/>
         <w:sz w:val="16"/>
         <w:szCs w:val="16"/>
         <w:u w:color="444444"/>
+        <w:lang w:val="en-US"/>
       </w:rPr>
     </w:pPr>
     <w:r>
@@ -35402,7 +35403,29 @@
         <w:u w:color="444444"/>
         <w:lang w:val="en-US"/>
       </w:rPr>
-      <w:t xml:space="preserve"> Submitted to Computers, Environment and Urban Systems   </w:t>
+      <w:t xml:space="preserve"> </w:t>
+    </w:r>
+    <w:r>
+      <w:rPr>
+        <w:rFonts w:ascii="Times New Roman" w:hAnsi="Times New Roman"/>
+        <w:color w:val="444444"/>
+        <w:sz w:val="16"/>
+        <w:szCs w:val="16"/>
+        <w:u w:color="444444"/>
+        <w:lang w:val="en-US"/>
+      </w:rPr>
+      <w:t>University of Saskatchewan</w:t>
+    </w:r>
+    <w:r>
+      <w:rPr>
+        <w:rFonts w:ascii="Times New Roman" w:hAnsi="Times New Roman"/>
+        <w:color w:val="444444"/>
+        <w:sz w:val="16"/>
+        <w:szCs w:val="16"/>
+        <w:u w:color="444444"/>
+        <w:lang w:val="en-US"/>
+      </w:rPr>
+      <w:t xml:space="preserve">  </w:t>
     </w:r>
     <w:r>
       <w:rPr>
